--- a/STEER-The-Three-Surfaces.docx
+++ b/STEER-The-Three-Surfaces.docx
@@ -71,7 +71,7 @@
           <w:sz w:val="21"/>
           <w:szCs w:val="21"/>
         </w:rPr>
-        <w:t xml:space="preserve">Idriss Enayat</w:t>
+        <w:t>Idriss Enayat</w:t>
       </w:r>
       <w:r>
         <w:rPr>
@@ -79,7 +79,7 @@
           <w:sz w:val="20"/>
           <w:szCs w:val="20"/>
         </w:rPr>
-        <w:t xml:space="preserve">   ·   Framework v3.0   ·   August 2026</w:t>
+        <w:t xml:space="preserve">   ·   Framework v3.1   ·   September 2026</w:t>
       </w:r>
     </w:p>
     <w:p>
@@ -136,7 +136,7 @@
           <w:sz w:val="22"/>
           <w:szCs w:val="22"/>
         </w:rPr>
-        <w:t xml:space="preserve">An intent is a candidate: a draft brief in the intent backlog, captured and structured but committed to nothing. A work item is an intent the Product Lead has pulled into flight. The pull is the boundary, and it is where the framework's economics live: agents draft intents at near-zero cost from every ticket, band breach, and hallway idea, but work items are scarce by design, because the WIP limit is the Product Lead's framing capacity. If every intent became a work item automatically, machine-speed intake would flood human-speed judgment. The Scrum mapping: intent is the backlog item, work item is committed work, and the pull is the sprint commitment, made per item and continuously instead of per fortnight.</w:t>
+        <w:t>An intent is a candidate: a draft brief in the intent backlog, captured and structured but committed to nothing. A work item is an intent the Product Lead has pulled into flight. The pull is the boundary, and it is where the framework's economics live: agents draft intents at near-zero cost from every ticket, band breach, and hallway idea, but work items are scarce by design, because WIP is counted against the responsible human across every pod and accountability hat they hold. If every intent became a work item automatically, machine-speed intake would flood human-speed judgment. The Scrum mapping: intent is the backlog item, work item is committed work, and the pull is the sprint commitment, made per item and continuously instead of per fortnight.</w:t>
       </w:r>
     </w:p>
     <w:p>
@@ -200,15 +200,14 @@
           <w:sz w:val="22"/>
           <w:szCs w:val="22"/>
         </w:rPr>
-        <w:t xml:space="preserve">Triage over grooming: </w:t>
-      </w:r>
-      <w:r>
-        <w:rPr>
-          <w:color w:val="1a1a1a"/>
-          <w:sz w:val="22"/>
-          <w:szCs w:val="22"/>
-        </w:rPr>
-        <w:t xml:space="preserve">no refinement meetings, no estimation sessions. Each intent card carries what a pull decision needs at a glance: the problem, the proposed outcome with a measurable-today badge (unmeasurable intents cannot enter flight), domain tags showing which gates it would trigger, provenance (a band breach carries production evidence; a hallway idea carries a name), and duplicate clusters, so ten tickets about one pain read as one signal with weight.</w:t>
+        <w:t>Triage over grooming: no refinement meetings, no estimation sessions. Each intent card carries what a pull decision needs at a glance: the problem, the proposed outcome with a measurement state (measurable-today, greenfield with an explicit leading indicator, or unresolved), domain tags showing which gates it would trigger, provenance (a band breach carries production evidence; a hallway idea carries a name), and duplicate clusters, so ten tickets about one pain read as one signal with weight. Only unresolved measurement blocks a pull.</w:t>
+      </w:r>
+      <w:r>
+        <w:rPr>
+          <w:color w:val="1a1a1a"/>
+          <w:sz w:val="22"/>
+          <w:szCs w:val="22"/>
+        </w:rPr>
       </w:r>
     </w:p>
     <w:p>
@@ -284,15 +283,14 @@
           <w:sz w:val="22"/>
           <w:szCs w:val="22"/>
         </w:rPr>
-        <w:t xml:space="preserve">Mission fit is computed: </w:t>
-      </w:r>
-      <w:r>
-        <w:rPr>
-          <w:color w:val="1a1a1a"/>
-          <w:sz w:val="22"/>
-          <w:szCs w:val="22"/>
-        </w:rPr>
-        <w:t xml:space="preserve">each intent shows its fit against the pod's quarterly mission brief: which outcome it would move, or a flag that it moves none. The score informs; the human decides. Some off-mission intents are exactly the anomalies worth pulling.</w:t>
+        <w:t>Mission fit is computed: each intent shows its fit against the pod's quarterly mission brief: which outcome it would move, or a flag that it moves none. The score informs; the human decides. Until a mission brief is signed, mission fit renders as unscored and never blocks a pull. Some off-mission intents are exactly the anomalies worth pulling.</w:t>
+      </w:r>
+      <w:r>
+        <w:rPr>
+          <w:color w:val="1a1a1a"/>
+          <w:sz w:val="22"/>
+          <w:szCs w:val="22"/>
+        </w:rPr>
       </w:r>
     </w:p>
     <w:p>
@@ -305,7 +303,7 @@
           <w:sz w:val="22"/>
           <w:szCs w:val="22"/>
         </w:rPr>
-        <w:t xml:space="preserve">The pull itself is the ceremony. The WIP limit renders on this screen (three of five slots in flight), so pulling is a deliberate act against a visible constraint. This one surface replaces backlog grooming, sprint planning, and prioritization meetings.</w:t>
+        <w:t>The pull itself is the ceremony. The WIP limit renders on this screen (three of five slots in flight for this person across their pods and hats), so pulling is a deliberate act against a visible constraint. The platform refuses a pull that would exceed that personal attention budget. This one surface replaces backlog grooming, sprint planning, and prioritization meetings.</w:t>
       </w:r>
     </w:p>
     <w:p>
@@ -1190,6 +1188,7 @@
     </w:p>
     <w:sectPr>
       <w:footerReference w:type="default" r:id="rId7"/>
+      <w:headerReference w:type="default" r:id="rId9"/>
       <w:pgSz w:w="12240" w:h="15840" w:orient="portrait"/>
       <w:pgMar w:top="1240" w:right="1440" w:bottom="1240" w:left="1440" w:header="708" w:footer="708" w:gutter="0"/>
       <w:pgNumType/>
@@ -1304,6 +1303,16 @@
     </w:p>
   </w:footnote>
 </w:footnotes>
+</file>
+
+<file path=word/header1.xml><?xml version="1.0" encoding="utf-8"?>
+<w:hdr xmlns:m="http://schemas.openxmlformats.org/officeDocument/2006/math" xmlns:mc="http://schemas.openxmlformats.org/markup-compatibility/2006" xmlns:mo="http://schemas.microsoft.com/office/mac/office/2008/main" xmlns:mv="urn:schemas-microsoft-com:mac:vml" xmlns:o="urn:schemas-microsoft-com:office:office" xmlns:r="http://schemas.openxmlformats.org/officeDocument/2006/relationships" xmlns:v="urn:schemas-microsoft-com:vml" xmlns:w10="urn:schemas-microsoft-com:office:word" xmlns:w14="http://schemas.microsoft.com/office/word/2010/wordml" xmlns:w="http://schemas.openxmlformats.org/wordprocessingml/2006/main" xmlns:wne="http://schemas.microsoft.com/office/word/2006/wordml" xmlns:wp14="http://schemas.microsoft.com/office/word/2010/wordprocessingDrawing" xmlns:wp="http://schemas.openxmlformats.org/drawingml/2006/wordprocessingDrawing" xmlns:wpc="http://schemas.microsoft.com/office/word/2010/wordprocessingCanvas" xmlns:wpg="http://schemas.microsoft.com/office/word/2010/wordprocessingGroup" xmlns:wpi="http://schemas.microsoft.com/office/word/2010/wordprocessingInk" xmlns:wps="http://schemas.microsoft.com/office/word/2010/wordprocessingShape" mc:Ignorable="w14 wp14">
+  <w:p>
+    <w:pPr>
+      <w:pStyle w:val="Header"/>
+    </w:pPr>
+  </w:p>
+</w:hdr>
 </file>
 
 <file path=word/numbering.xml><?xml version="1.0" encoding="utf-8"?>
